--- a/docs/LIDERAZGO_DE_EQUIPO_Y_DESARROLLO_PARALELO.docx
+++ b/docs/LIDERAZGO_DE_EQUIPO_Y_DESARROLLO_PARALELO.docx
@@ -1135,7 +1135,7 @@
           <w:sz w:val="22"/>
           <w:szCs w:val="22"/>
         </w:rPr>
-        <w:t xml:space="preserve">13 tareas. El mejor punto de paralelización de todo el proyecto está aquí: las 4 mecánicas de pregunta.</w:t>
+        <w:t xml:space="preserve">14 tareas. El mejor punto de paralelización de todo el proyecto está aquí: las 4 mecánicas de pregunta.</w:t>
       </w:r>
     </w:p>
     <w:tbl>
@@ -1623,6 +1623,83 @@
           </w:p>
         </w:tc>
       </w:tr>
+      <w:tr>
+        <w:tc>
+          <w:tcPr>
+            <w:tcW w:type="dxa" w:w="1300"/>
+            <w:tcMar>
+              <w:top w:type="dxa" w:w="90"/>
+              <w:left w:type="dxa" w:w="110"/>
+              <w:bottom w:type="dxa" w:w="90"/>
+              <w:right w:type="dxa" w:w="110"/>
+            </w:tcMar>
+            <w:vAlign w:val="center"/>
+          </w:tcPr>
+          <w:p>
+            <w:r>
+              <w:rPr>
+                <w:rFonts w:ascii="Calibri" w:cs="Calibri" w:eastAsia="Calibri" w:hAnsi="Calibri"/>
+                <w:b w:val="false"/>
+                <w:bCs w:val="false"/>
+                <w:color w:val="000000"/>
+                <w:sz w:val="19"/>
+                <w:szCs w:val="19"/>
+              </w:rPr>
+              <w:t xml:space="preserve">Paralela a todo</w:t>
+            </w:r>
+          </w:p>
+        </w:tc>
+        <w:tc>
+          <w:tcPr>
+            <w:tcW w:type="dxa" w:w="5300"/>
+            <w:tcMar>
+              <w:top w:type="dxa" w:w="90"/>
+              <w:left w:type="dxa" w:w="110"/>
+              <w:bottom w:type="dxa" w:w="90"/>
+              <w:right w:type="dxa" w:w="110"/>
+            </w:tcMar>
+            <w:vAlign w:val="center"/>
+          </w:tcPr>
+          <w:p>
+            <w:r>
+              <w:rPr>
+                <w:rFonts w:ascii="Calibri" w:cs="Calibri" w:eastAsia="Calibri" w:hAnsi="Calibri"/>
+                <w:b w:val="false"/>
+                <w:bCs w:val="false"/>
+                <w:color w:val="000000"/>
+                <w:sz w:val="19"/>
+                <w:szCs w:val="19"/>
+              </w:rPr>
+              <w:t xml:space="preserve">Tarea 14 (Panel de Moderador)</w:t>
+            </w:r>
+          </w:p>
+        </w:tc>
+        <w:tc>
+          <w:tcPr>
+            <w:tcW w:type="dxa" w:w="2750"/>
+            <w:tcMar>
+              <w:top w:type="dxa" w:w="90"/>
+              <w:left w:type="dxa" w:w="110"/>
+              <w:bottom w:type="dxa" w:w="90"/>
+              <w:right w:type="dxa" w:w="110"/>
+            </w:tcMar>
+            <w:vAlign w:val="center"/>
+          </w:tcPr>
+          <w:p>
+            <w:r>
+              <w:rPr>
+                <w:rFonts w:ascii="Calibri" w:cs="Calibri" w:eastAsia="Calibri" w:hAnsi="Calibri"/>
+                <w:b w:val="false"/>
+                <w:bCs w:val="false"/>
+                <w:color w:val="000000"/>
+                <w:sz w:val="19"/>
+                <w:szCs w:val="19"/>
+              </w:rPr>
+              <w:t xml:space="preserve">No depende de ninguna tarea de Frontend, solo de Backend 3, 7, 8 y 10 — asígnala a una 5ª persona desde el inicio, en paralelo con las oleadas 1 a 5. Resuelve la Bitácora #6.</w:t>
+            </w:r>
+          </w:p>
+        </w:tc>
+      </w:tr>
     </w:tbl>
     <w:p>
       <w:pPr>
@@ -1638,7 +1715,7 @@
           <w:sz w:val="22"/>
           <w:szCs w:val="22"/>
         </w:rPr>
-        <w:t xml:space="preserve">Si tu equipo de Frontend tiene 4 integrantes, la oleada 2 es el momento ideal para que cada uno tenga su propia tarea completa de principio a fin con la IA, sin que nadie dependa de otro compañero mientras tanto.</w:t>
+        <w:t xml:space="preserve">Si tu equipo de Frontend tiene 4 integrantes, la oleada 2 es el momento ideal para que cada uno tenga su propia tarea completa de principio a fin con la IA, sin que nadie dependa de otro compañero mientras tanto. Si tienen un 5º integrante, que tome la Tarea 14 desde el primer día — es la vía más independiente de todo el Backlog.</w:t>
       </w:r>
     </w:p>
     <w:p>
